--- a/QTQLĐT&HTQT03/Phụ lục I.docx
+++ b/QTQLĐT&HTQT03/Phụ lục I.docx
@@ -1,6 +1,6 @@
 
 <file path=word/document.xml><?xml version="1.0" encoding="utf-8"?>
-<w:document xmlns:wpc="http://schemas.microsoft.com/office/word/2010/wordprocessingCanvas" xmlns:cx="http://schemas.microsoft.com/office/drawing/2014/chartex" xmlns:cx1="http://schemas.microsoft.com/office/drawing/2015/9/8/chartex" xmlns:cx2="http://schemas.microsoft.com/office/drawing/2015/10/21/chartex" xmlns:cx3="http://schemas.microsoft.com/office/drawing/2016/5/9/chartex" xmlns:cx4="http://schemas.microsoft.com/office/drawing/2016/5/10/chartex" xmlns:cx5="http://schemas.microsoft.com/office/drawing/2016/5/11/chartex" xmlns:cx6="http://schemas.microsoft.com/office/drawing/2016/5/12/chartex" xmlns:cx7="http://schemas.microsoft.com/office/drawing/2016/5/13/chartex" xmlns:cx8="http://schemas.microsoft.com/office/drawing/2016/5/14/chartex" xmlns:mc="http://schemas.openxmlformats.org/markup-compatibility/2006" xmlns:aink="http://schemas.microsoft.com/office/drawing/2016/ink" xmlns:am3d="http://schemas.microsoft.com/office/drawing/2017/model3d" xmlns:o="urn:schemas-microsoft-com:office:office" xmlns:oel="http://schemas.microsoft.com/office/2019/extlst" xmlns:r="http://schemas.openxmlformats.org/officeDocument/2006/relationships" xmlns:m="http://schemas.openxmlformats.org/officeDocument/2006/math" xmlns:v="urn:schemas-microsoft-com:vml" xmlns:wp14="http://schemas.microsoft.com/office/word/2010/wordprocessingDrawing" xmlns:wp="http://schemas.openxmlformats.org/drawingml/2006/wordprocessingDrawing" xmlns:w10="urn:schemas-microsoft-com:office:word" xmlns:w="http://schemas.openxmlformats.org/wordprocessingml/2006/main" xmlns:w14="http://schemas.microsoft.com/office/word/2010/wordml" xmlns:w15="http://schemas.microsoft.com/office/word/2012/wordml" xmlns:w16cex="http://schemas.microsoft.com/office/word/2018/wordml/cex" xmlns:w16cid="http://schemas.microsoft.com/office/word/2016/wordml/cid" xmlns:w16="http://schemas.microsoft.com/office/word/2018/wordml" xmlns:w16sdtdh="http://schemas.microsoft.com/office/word/2020/wordml/sdtdatahash" xmlns:w16se="http://schemas.microsoft.com/office/word/2015/wordml/symex" xmlns:wpg="http://schemas.microsoft.com/office/word/2010/wordprocessingGroup" xmlns:wpi="http://schemas.microsoft.com/office/word/2010/wordprocessingInk" xmlns:wne="http://schemas.microsoft.com/office/word/2006/wordml" xmlns:wps="http://schemas.microsoft.com/office/word/2010/wordprocessingShape" mc:Ignorable="w14 w15 w16se w16cid w16 w16cex w16sdtdh wp14">
+<w:document xmlns:wpc="http://schemas.microsoft.com/office/word/2010/wordprocessingCanvas" xmlns:cx="http://schemas.microsoft.com/office/drawing/2014/chartex" xmlns:cx1="http://schemas.microsoft.com/office/drawing/2015/9/8/chartex" xmlns:cx2="http://schemas.microsoft.com/office/drawing/2015/10/21/chartex" xmlns:cx3="http://schemas.microsoft.com/office/drawing/2016/5/9/chartex" xmlns:cx4="http://schemas.microsoft.com/office/drawing/2016/5/10/chartex" xmlns:cx5="http://schemas.microsoft.com/office/drawing/2016/5/11/chartex" xmlns:cx6="http://schemas.microsoft.com/office/drawing/2016/5/12/chartex" xmlns:cx7="http://schemas.microsoft.com/office/drawing/2016/5/13/chartex" xmlns:cx8="http://schemas.microsoft.com/office/drawing/2016/5/14/chartex" xmlns:mc="http://schemas.openxmlformats.org/markup-compatibility/2006" xmlns:aink="http://schemas.microsoft.com/office/drawing/2016/ink" xmlns:am3d="http://schemas.microsoft.com/office/drawing/2017/model3d" xmlns:o="urn:schemas-microsoft-com:office:office" xmlns:oel="http://schemas.microsoft.com/office/2019/extlst" xmlns:r="http://schemas.openxmlformats.org/officeDocument/2006/relationships" xmlns:m="http://schemas.openxmlformats.org/officeDocument/2006/math" xmlns:v="urn:schemas-microsoft-com:vml" xmlns:wp14="http://schemas.microsoft.com/office/word/2010/wordprocessingDrawing" xmlns:wp="http://schemas.openxmlformats.org/drawingml/2006/wordprocessingDrawing" xmlns:w10="urn:schemas-microsoft-com:office:word" xmlns:w="http://schemas.openxmlformats.org/wordprocessingml/2006/main" xmlns:w14="http://schemas.microsoft.com/office/word/2010/wordml" xmlns:w15="http://schemas.microsoft.com/office/word/2012/wordml" xmlns:w16cex="http://schemas.microsoft.com/office/word/2018/wordml/cex" xmlns:w16cid="http://schemas.microsoft.com/office/word/2016/wordml/cid" xmlns:w16="http://schemas.microsoft.com/office/word/2018/wordml" xmlns:w16du="http://schemas.microsoft.com/office/word/2023/wordml/word16du" xmlns:w16sdtdh="http://schemas.microsoft.com/office/word/2020/wordml/sdtdatahash" xmlns:w16sdtfl="http://schemas.microsoft.com/office/word/2024/wordml/sdtformatlock" xmlns:w16se="http://schemas.microsoft.com/office/word/2015/wordml/symex" xmlns:wpg="http://schemas.microsoft.com/office/word/2010/wordprocessingGroup" xmlns:wpi="http://schemas.microsoft.com/office/word/2010/wordprocessingInk" xmlns:wne="http://schemas.microsoft.com/office/word/2006/wordml" xmlns:wps="http://schemas.microsoft.com/office/word/2010/wordprocessingShape" mc:Ignorable="w14 w15 w16se w16cid w16 w16cex w16sdtdh w16sdtfl w16du wp14">
   <w:body>
     <w:p>
       <w:pPr>
@@ -326,7 +326,6 @@
         <w:tc>
           <w:tcPr>
             <w:tcW w:w="1276" w:type="dxa"/>
-            <w:shd w:val="clear" w:color="auto" w:fill="auto"/>
             <w:vAlign w:val="center"/>
           </w:tcPr>
           <w:p>
@@ -387,7 +386,6 @@
             <w:tcBorders>
               <w:bottom w:val="single" w:sz="4" w:space="0" w:color="auto"/>
             </w:tcBorders>
-            <w:shd w:val="clear" w:color="auto" w:fill="auto"/>
             <w:vAlign w:val="center"/>
           </w:tcPr>
           <w:p>
@@ -492,7 +490,6 @@
           <w:tcPr>
             <w:tcW w:w="1276" w:type="dxa"/>
             <w:vMerge w:val="restart"/>
-            <w:shd w:val="clear" w:color="auto" w:fill="auto"/>
             <w:vAlign w:val="center"/>
           </w:tcPr>
           <w:p>
@@ -549,7 +546,6 @@
             <w:tcBorders>
               <w:right w:val="single" w:sz="4" w:space="0" w:color="auto"/>
             </w:tcBorders>
-            <w:shd w:val="clear" w:color="auto" w:fill="auto"/>
             <w:vAlign w:val="center"/>
           </w:tcPr>
           <w:p>
@@ -730,7 +726,6 @@
           <w:tcPr>
             <w:tcW w:w="1276" w:type="dxa"/>
             <w:vMerge/>
-            <w:shd w:val="clear" w:color="auto" w:fill="auto"/>
             <w:vAlign w:val="center"/>
           </w:tcPr>
           <w:p>
@@ -754,7 +749,6 @@
             <w:tcBorders>
               <w:right w:val="single" w:sz="4" w:space="0" w:color="auto"/>
             </w:tcBorders>
-            <w:shd w:val="clear" w:color="auto" w:fill="auto"/>
             <w:vAlign w:val="center"/>
           </w:tcPr>
           <w:p>
@@ -880,7 +874,6 @@
           <w:tcPr>
             <w:tcW w:w="1276" w:type="dxa"/>
             <w:vMerge w:val="restart"/>
-            <w:shd w:val="clear" w:color="auto" w:fill="auto"/>
             <w:vAlign w:val="center"/>
           </w:tcPr>
           <w:p>
@@ -903,7 +896,6 @@
             <w:tcBorders>
               <w:right w:val="single" w:sz="4" w:space="0" w:color="auto"/>
             </w:tcBorders>
-            <w:shd w:val="clear" w:color="auto" w:fill="auto"/>
             <w:vAlign w:val="center"/>
           </w:tcPr>
           <w:p>
@@ -973,7 +965,6 @@
           <w:tcPr>
             <w:tcW w:w="1276" w:type="dxa"/>
             <w:vMerge/>
-            <w:shd w:val="clear" w:color="auto" w:fill="auto"/>
             <w:vAlign w:val="center"/>
           </w:tcPr>
           <w:p>
@@ -996,7 +987,6 @@
             <w:tcBorders>
               <w:right w:val="single" w:sz="4" w:space="0" w:color="auto"/>
             </w:tcBorders>
-            <w:shd w:val="clear" w:color="auto" w:fill="auto"/>
             <w:vAlign w:val="center"/>
           </w:tcPr>
           <w:p>
@@ -1066,7 +1056,6 @@
           <w:tcPr>
             <w:tcW w:w="1276" w:type="dxa"/>
             <w:vMerge w:val="restart"/>
-            <w:shd w:val="clear" w:color="auto" w:fill="auto"/>
             <w:vAlign w:val="center"/>
           </w:tcPr>
           <w:p>
@@ -1090,7 +1079,6 @@
             <w:tcBorders>
               <w:right w:val="single" w:sz="4" w:space="0" w:color="auto"/>
             </w:tcBorders>
-            <w:shd w:val="clear" w:color="auto" w:fill="auto"/>
             <w:vAlign w:val="center"/>
           </w:tcPr>
           <w:p>
@@ -1160,7 +1148,6 @@
           <w:tcPr>
             <w:tcW w:w="1276" w:type="dxa"/>
             <w:vMerge/>
-            <w:shd w:val="clear" w:color="auto" w:fill="auto"/>
             <w:vAlign w:val="center"/>
           </w:tcPr>
           <w:p>
@@ -1183,7 +1170,6 @@
             <w:tcBorders>
               <w:right w:val="single" w:sz="4" w:space="0" w:color="auto"/>
             </w:tcBorders>
-            <w:shd w:val="clear" w:color="auto" w:fill="auto"/>
             <w:vAlign w:val="center"/>
           </w:tcPr>
           <w:p>
@@ -1589,20 +1575,6 @@
         </w:rPr>
         <w:t xml:space="preserve"> Chương trình và lịch giảng thực tế có thể không nhất thiết cần đầy đủ tất cả các mục trên</w:t>
       </w:r>
-    </w:p>
-    <w:p>
-      <w:pPr>
-        <w:shd w:val="clear" w:color="auto" w:fill="FFFFFF" w:themeFill="background1"/>
-        <w:spacing w:line="300" w:lineRule="auto"/>
-        <w:rPr>
-          <w:rFonts w:ascii="Times New Roman" w:eastAsia="Calibri" w:hAnsi="Times New Roman"/>
-          <w:b/>
-          <w:bCs/>
-          <w:color w:val="000000" w:themeColor="text1"/>
-          <w:sz w:val="26"/>
-          <w:szCs w:val="26"/>
-        </w:rPr>
-      </w:pPr>
     </w:p>
     <w:p/>
     <w:sectPr>
@@ -1616,7 +1588,7 @@
 </file>
 
 <file path=word/numbering.xml><?xml version="1.0" encoding="utf-8"?>
-<w:numbering xmlns:wpc="http://schemas.microsoft.com/office/word/2010/wordprocessingCanvas" xmlns:cx="http://schemas.microsoft.com/office/drawing/2014/chartex" xmlns:cx1="http://schemas.microsoft.com/office/drawing/2015/9/8/chartex" xmlns:cx2="http://schemas.microsoft.com/office/drawing/2015/10/21/chartex" xmlns:cx3="http://schemas.microsoft.com/office/drawing/2016/5/9/chartex" xmlns:cx4="http://schemas.microsoft.com/office/drawing/2016/5/10/chartex" xmlns:cx5="http://schemas.microsoft.com/office/drawing/2016/5/11/chartex" xmlns:cx6="http://schemas.microsoft.com/office/drawing/2016/5/12/chartex" xmlns:cx7="http://schemas.microsoft.com/office/drawing/2016/5/13/chartex" xmlns:cx8="http://schemas.microsoft.com/office/drawing/2016/5/14/chartex" xmlns:mc="http://schemas.openxmlformats.org/markup-compatibility/2006" xmlns:aink="http://schemas.microsoft.com/office/drawing/2016/ink" xmlns:am3d="http://schemas.microsoft.com/office/drawing/2017/model3d" xmlns:o="urn:schemas-microsoft-com:office:office" xmlns:oel="http://schemas.microsoft.com/office/2019/extlst" xmlns:r="http://schemas.openxmlformats.org/officeDocument/2006/relationships" xmlns:m="http://schemas.openxmlformats.org/officeDocument/2006/math" xmlns:v="urn:schemas-microsoft-com:vml" xmlns:wp14="http://schemas.microsoft.com/office/word/2010/wordprocessingDrawing" xmlns:wp="http://schemas.openxmlformats.org/drawingml/2006/wordprocessingDrawing" xmlns:w10="urn:schemas-microsoft-com:office:word" xmlns:w="http://schemas.openxmlformats.org/wordprocessingml/2006/main" xmlns:w14="http://schemas.microsoft.com/office/word/2010/wordml" xmlns:w15="http://schemas.microsoft.com/office/word/2012/wordml" xmlns:w16cex="http://schemas.microsoft.com/office/word/2018/wordml/cex" xmlns:w16cid="http://schemas.microsoft.com/office/word/2016/wordml/cid" xmlns:w16="http://schemas.microsoft.com/office/word/2018/wordml" xmlns:w16sdtdh="http://schemas.microsoft.com/office/word/2020/wordml/sdtdatahash" xmlns:w16se="http://schemas.microsoft.com/office/word/2015/wordml/symex" xmlns:wpg="http://schemas.microsoft.com/office/word/2010/wordprocessingGroup" xmlns:wpi="http://schemas.microsoft.com/office/word/2010/wordprocessingInk" xmlns:wne="http://schemas.microsoft.com/office/word/2006/wordml" xmlns:wps="http://schemas.microsoft.com/office/word/2010/wordprocessingShape" mc:Ignorable="w14 w15 w16se w16cid w16 w16cex w16sdtdh wp14">
+<w:numbering xmlns:wpc="http://schemas.microsoft.com/office/word/2010/wordprocessingCanvas" xmlns:cx="http://schemas.microsoft.com/office/drawing/2014/chartex" xmlns:cx1="http://schemas.microsoft.com/office/drawing/2015/9/8/chartex" xmlns:cx2="http://schemas.microsoft.com/office/drawing/2015/10/21/chartex" xmlns:cx3="http://schemas.microsoft.com/office/drawing/2016/5/9/chartex" xmlns:cx4="http://schemas.microsoft.com/office/drawing/2016/5/10/chartex" xmlns:cx5="http://schemas.microsoft.com/office/drawing/2016/5/11/chartex" xmlns:cx6="http://schemas.microsoft.com/office/drawing/2016/5/12/chartex" xmlns:cx7="http://schemas.microsoft.com/office/drawing/2016/5/13/chartex" xmlns:cx8="http://schemas.microsoft.com/office/drawing/2016/5/14/chartex" xmlns:mc="http://schemas.openxmlformats.org/markup-compatibility/2006" xmlns:aink="http://schemas.microsoft.com/office/drawing/2016/ink" xmlns:am3d="http://schemas.microsoft.com/office/drawing/2017/model3d" xmlns:o="urn:schemas-microsoft-com:office:office" xmlns:oel="http://schemas.microsoft.com/office/2019/extlst" xmlns:r="http://schemas.openxmlformats.org/officeDocument/2006/relationships" xmlns:m="http://schemas.openxmlformats.org/officeDocument/2006/math" xmlns:v="urn:schemas-microsoft-com:vml" xmlns:wp14="http://schemas.microsoft.com/office/word/2010/wordprocessingDrawing" xmlns:wp="http://schemas.openxmlformats.org/drawingml/2006/wordprocessingDrawing" xmlns:w10="urn:schemas-microsoft-com:office:word" xmlns:w="http://schemas.openxmlformats.org/wordprocessingml/2006/main" xmlns:w14="http://schemas.microsoft.com/office/word/2010/wordml" xmlns:w15="http://schemas.microsoft.com/office/word/2012/wordml" xmlns:w16cex="http://schemas.microsoft.com/office/word/2018/wordml/cex" xmlns:w16cid="http://schemas.microsoft.com/office/word/2016/wordml/cid" xmlns:w16="http://schemas.microsoft.com/office/word/2018/wordml" xmlns:w16du="http://schemas.microsoft.com/office/word/2023/wordml/word16du" xmlns:w16sdtdh="http://schemas.microsoft.com/office/word/2020/wordml/sdtdatahash" xmlns:w16sdtfl="http://schemas.microsoft.com/office/word/2024/wordml/sdtformatlock" xmlns:w16se="http://schemas.microsoft.com/office/word/2015/wordml/symex" xmlns:wpg="http://schemas.microsoft.com/office/word/2010/wordprocessingGroup" xmlns:wpi="http://schemas.microsoft.com/office/word/2010/wordprocessingInk" xmlns:wne="http://schemas.microsoft.com/office/word/2006/wordml" xmlns:wps="http://schemas.microsoft.com/office/word/2010/wordprocessingShape" mc:Ignorable="w14 w15 w16se w16cid w16 w16cex w16sdtdh w16sdtfl w16du wp14">
   <w:abstractNum w:abstractNumId="0" w15:restartNumberingAfterBreak="0">
     <w:nsid w:val="17AD6E8D"/>
     <w:multiLevelType w:val="hybridMultilevel"/>
@@ -1713,7 +1685,7 @@
 </file>
 
 <file path=word/styles.xml><?xml version="1.0" encoding="utf-8"?>
-<w:styles xmlns:mc="http://schemas.openxmlformats.org/markup-compatibility/2006" xmlns:r="http://schemas.openxmlformats.org/officeDocument/2006/relationships" xmlns:w="http://schemas.openxmlformats.org/wordprocessingml/2006/main" xmlns:w14="http://schemas.microsoft.com/office/word/2010/wordml" xmlns:w15="http://schemas.microsoft.com/office/word/2012/wordml" xmlns:w16cex="http://schemas.microsoft.com/office/word/2018/wordml/cex" xmlns:w16cid="http://schemas.microsoft.com/office/word/2016/wordml/cid" xmlns:w16="http://schemas.microsoft.com/office/word/2018/wordml" xmlns:w16sdtdh="http://schemas.microsoft.com/office/word/2020/wordml/sdtdatahash" xmlns:w16se="http://schemas.microsoft.com/office/word/2015/wordml/symex" mc:Ignorable="w14 w15 w16se w16cid w16 w16cex w16sdtdh">
+<w:styles xmlns:mc="http://schemas.openxmlformats.org/markup-compatibility/2006" xmlns:r="http://schemas.openxmlformats.org/officeDocument/2006/relationships" xmlns:w="http://schemas.openxmlformats.org/wordprocessingml/2006/main" xmlns:w14="http://schemas.microsoft.com/office/word/2010/wordml" xmlns:w15="http://schemas.microsoft.com/office/word/2012/wordml" xmlns:w16cex="http://schemas.microsoft.com/office/word/2018/wordml/cex" xmlns:w16cid="http://schemas.microsoft.com/office/word/2016/wordml/cid" xmlns:w16="http://schemas.microsoft.com/office/word/2018/wordml" xmlns:w16du="http://schemas.microsoft.com/office/word/2023/wordml/word16du" xmlns:w16sdtdh="http://schemas.microsoft.com/office/word/2020/wordml/sdtdatahash" xmlns:w16sdtfl="http://schemas.microsoft.com/office/word/2024/wordml/sdtformatlock" xmlns:w16se="http://schemas.microsoft.com/office/word/2015/wordml/symex" mc:Ignorable="w14 w15 w16se w16cid w16 w16cex w16sdtdh w16sdtfl w16du">
   <w:docDefaults>
     <w:rPrDefault>
       <w:rPr>

--- a/QTQLĐT&HTQT03/Phụ lục I.docx
+++ b/QTQLĐT&HTQT03/Phụ lục I.docx
@@ -87,7 +87,44 @@
           <w:szCs w:val="26"/>
           <w:lang w:val="vi-VN"/>
         </w:rPr>
-        <w:t>Tên khóa đào tạo: “......................................”</w:t>
+        <w:t>Tên khóa đào tạo: “</w:t>
+      </w:r>
+      <w:r>
+        <w:rPr>
+          <w:rFonts w:ascii="Times New Roman" w:hAnsi="Times New Roman"/>
+          <w:color w:val="000000" w:themeColor="text1"/>
+          <w:sz w:val="26"/>
+          <w:szCs w:val="26"/>
+        </w:rPr>
+        <w:t>[[</w:t>
+      </w:r>
+      <w:r>
+        <w:rPr>
+          <w:rFonts w:ascii="Times New Roman" w:hAnsi="Times New Roman"/>
+          <w:color w:val="000000" w:themeColor="text1"/>
+          <w:sz w:val="26"/>
+          <w:szCs w:val="26"/>
+        </w:rPr>
+        <w:t>TenKhoaHoc</w:t>
+      </w:r>
+      <w:r>
+        <w:rPr>
+          <w:rFonts w:ascii="Times New Roman" w:hAnsi="Times New Roman"/>
+          <w:color w:val="000000" w:themeColor="text1"/>
+          <w:sz w:val="26"/>
+          <w:szCs w:val="26"/>
+        </w:rPr>
+        <w:t>]]</w:t>
+      </w:r>
+      <w:r>
+        <w:rPr>
+          <w:rFonts w:ascii="Times New Roman" w:hAnsi="Times New Roman"/>
+          <w:color w:val="000000" w:themeColor="text1"/>
+          <w:sz w:val="26"/>
+          <w:szCs w:val="26"/>
+          <w:lang w:val="vi-VN"/>
+        </w:rPr>
+        <w:t>”</w:t>
       </w:r>
     </w:p>
     <w:p>
@@ -100,18 +137,63 @@
           <w:color w:val="000000" w:themeColor="text1"/>
           <w:sz w:val="26"/>
           <w:szCs w:val="26"/>
-          <w:lang w:val="vi-VN"/>
-        </w:rPr>
-      </w:pPr>
-      <w:r>
-        <w:rPr>
-          <w:rFonts w:ascii="Times New Roman" w:hAnsi="Times New Roman"/>
-          <w:color w:val="000000" w:themeColor="text1"/>
-          <w:sz w:val="26"/>
-          <w:szCs w:val="26"/>
-          <w:lang w:val="vi-VN"/>
-        </w:rPr>
-        <w:t>Trình độ: Cơ bản/Nâng cao, Mã số: ................</w:t>
+        </w:rPr>
+      </w:pPr>
+      <w:r>
+        <w:rPr>
+          <w:rFonts w:ascii="Times New Roman" w:hAnsi="Times New Roman"/>
+          <w:color w:val="000000" w:themeColor="text1"/>
+          <w:sz w:val="26"/>
+          <w:szCs w:val="26"/>
+          <w:lang w:val="vi-VN"/>
+        </w:rPr>
+        <w:t xml:space="preserve">Trình độ: </w:t>
+      </w:r>
+      <w:r>
+        <w:rPr>
+          <w:rFonts w:ascii="Times New Roman" w:hAnsi="Times New Roman"/>
+          <w:color w:val="000000" w:themeColor="text1"/>
+          <w:sz w:val="26"/>
+          <w:szCs w:val="26"/>
+        </w:rPr>
+        <w:t>[[</w:t>
+      </w:r>
+      <w:r>
+        <w:rPr>
+          <w:rFonts w:ascii="Times New Roman" w:hAnsi="Times New Roman"/>
+          <w:color w:val="000000" w:themeColor="text1"/>
+          <w:sz w:val="26"/>
+          <w:szCs w:val="26"/>
+        </w:rPr>
+        <w:t>TrinhDoDaoTao</w:t>
+      </w:r>
+      <w:r>
+        <w:rPr>
+          <w:rFonts w:ascii="Times New Roman" w:hAnsi="Times New Roman"/>
+          <w:color w:val="000000" w:themeColor="text1"/>
+          <w:sz w:val="26"/>
+          <w:szCs w:val="26"/>
+        </w:rPr>
+        <w:t>]]</w:t>
+      </w:r>
+      <w:r>
+        <w:rPr>
+          <w:rFonts w:ascii="Times New Roman" w:hAnsi="Times New Roman"/>
+          <w:color w:val="000000" w:themeColor="text1"/>
+          <w:sz w:val="26"/>
+          <w:szCs w:val="26"/>
+          <w:lang w:val="vi-VN"/>
+        </w:rPr>
+        <w:t xml:space="preserve">, Mã số: </w:t>
+      </w:r>
+      <w:r>
+        <w:rPr>
+          <w:rFonts w:ascii="Times New Roman" w:hAnsi="Times New Roman"/>
+          <w:color w:val="000000" w:themeColor="text1"/>
+          <w:sz w:val="26"/>
+          <w:szCs w:val="26"/>
+        </w:rPr>
+        <w:t>[[MaSo]]</w:t>
       </w:r>
     </w:p>
     <w:p>
@@ -135,7 +217,81 @@
           <w:szCs w:val="26"/>
           <w:lang w:val="vi-VN"/>
         </w:rPr>
-        <w:t xml:space="preserve">Từ ngày (dd/mm/yyyy) đến ngày (dd/mm/yyyy) </w:t>
+        <w:t>Từ ngày</w:t>
+      </w:r>
+      <w:r>
+        <w:rPr>
+          <w:rFonts w:ascii="Times New Roman" w:hAnsi="Times New Roman"/>
+          <w:color w:val="000000" w:themeColor="text1"/>
+          <w:sz w:val="26"/>
+          <w:szCs w:val="26"/>
+        </w:rPr>
+        <w:t xml:space="preserve"> [[</w:t>
+      </w:r>
+      <w:r>
+        <w:rPr>
+          <w:rFonts w:ascii="Times New Roman" w:hAnsi="Times New Roman"/>
+          <w:color w:val="000000" w:themeColor="text1"/>
+          <w:sz w:val="26"/>
+          <w:szCs w:val="26"/>
+        </w:rPr>
+        <w:t>NgayKhaiGiang</w:t>
+      </w:r>
+      <w:r>
+        <w:rPr>
+          <w:rFonts w:ascii="Times New Roman" w:hAnsi="Times New Roman"/>
+          <w:color w:val="000000" w:themeColor="text1"/>
+          <w:sz w:val="26"/>
+          <w:szCs w:val="26"/>
+        </w:rPr>
+        <w:t>]]</w:t>
+      </w:r>
+      <w:r>
+        <w:rPr>
+          <w:rFonts w:ascii="Times New Roman" w:hAnsi="Times New Roman"/>
+          <w:color w:val="000000" w:themeColor="text1"/>
+          <w:sz w:val="26"/>
+          <w:szCs w:val="26"/>
+          <w:lang w:val="vi-VN"/>
+        </w:rPr>
+        <w:t xml:space="preserve"> đến ngày </w:t>
+      </w:r>
+      <w:r>
+        <w:rPr>
+          <w:rFonts w:ascii="Times New Roman" w:hAnsi="Times New Roman"/>
+          <w:color w:val="000000" w:themeColor="text1"/>
+          <w:sz w:val="26"/>
+          <w:szCs w:val="26"/>
+        </w:rPr>
+        <w:t>[[</w:t>
+      </w:r>
+      <w:r>
+        <w:rPr>
+          <w:rFonts w:ascii="Times New Roman" w:hAnsi="Times New Roman"/>
+          <w:color w:val="000000" w:themeColor="text1"/>
+          <w:sz w:val="26"/>
+          <w:szCs w:val="26"/>
+        </w:rPr>
+        <w:t>NgayKetThuc</w:t>
+      </w:r>
+      <w:r>
+        <w:rPr>
+          <w:rFonts w:ascii="Times New Roman" w:hAnsi="Times New Roman"/>
+          <w:color w:val="000000" w:themeColor="text1"/>
+          <w:sz w:val="26"/>
+          <w:szCs w:val="26"/>
+        </w:rPr>
+        <w:t>]]</w:t>
+      </w:r>
+      <w:r>
+        <w:rPr>
+          <w:rFonts w:ascii="Times New Roman" w:hAnsi="Times New Roman"/>
+          <w:color w:val="000000" w:themeColor="text1"/>
+          <w:sz w:val="26"/>
+          <w:szCs w:val="26"/>
+          <w:lang w:val="vi-VN"/>
+        </w:rPr>
+        <w:t xml:space="preserve"> </w:t>
       </w:r>
     </w:p>
     <w:p>
@@ -148,7 +304,6 @@
           <w:color w:val="000000" w:themeColor="text1"/>
           <w:sz w:val="26"/>
           <w:szCs w:val="26"/>
-          <w:lang w:val="vi-VN"/>
         </w:rPr>
       </w:pPr>
       <w:r>
@@ -160,7 +315,58 @@
           <w:szCs w:val="26"/>
           <w:lang w:val="vi-VN"/>
         </w:rPr>
-        <w:t>(Kèm theo Quyết định số               /QĐ-PSTW ngày          tháng         năm 2024</w:t>
+        <w:t xml:space="preserve">(Kèm theo Quyết định số </w:t>
+      </w:r>
+      <w:r>
+        <w:rPr>
+          <w:rFonts w:ascii="Times New Roman" w:hAnsi="Times New Roman"/>
+          <w:i/>
+          <w:color w:val="000000" w:themeColor="text1"/>
+          <w:sz w:val="26"/>
+          <w:szCs w:val="26"/>
+        </w:rPr>
+        <w:t>[[So]]</w:t>
+      </w:r>
+      <w:r>
+        <w:rPr>
+          <w:rFonts w:ascii="Times New Roman" w:hAnsi="Times New Roman"/>
+          <w:i/>
+          <w:color w:val="000000" w:themeColor="text1"/>
+          <w:sz w:val="26"/>
+          <w:szCs w:val="26"/>
+          <w:lang w:val="vi-VN"/>
+        </w:rPr>
+        <w:t xml:space="preserve">/QĐ-PSTW </w:t>
+      </w:r>
+      <w:r>
+        <w:rPr>
+          <w:rFonts w:ascii="Times New Roman" w:hAnsi="Times New Roman"/>
+          <w:i/>
+          <w:color w:val="000000" w:themeColor="text1"/>
+          <w:sz w:val="26"/>
+          <w:szCs w:val="26"/>
+        </w:rPr>
+        <w:t>[[</w:t>
+      </w:r>
+      <w:r>
+        <w:rPr>
+          <w:rFonts w:ascii="Times New Roman" w:hAnsi="Times New Roman"/>
+          <w:i/>
+          <w:color w:val="000000" w:themeColor="text1"/>
+          <w:sz w:val="26"/>
+          <w:szCs w:val="26"/>
+        </w:rPr>
+        <w:t>NgayThangNamHienTaiDayDu</w:t>
+      </w:r>
+      <w:r>
+        <w:rPr>
+          <w:rFonts w:ascii="Times New Roman" w:hAnsi="Times New Roman"/>
+          <w:i/>
+          <w:color w:val="000000" w:themeColor="text1"/>
+          <w:sz w:val="26"/>
+          <w:szCs w:val="26"/>
+        </w:rPr>
+        <w:t>]]</w:t>
       </w:r>
     </w:p>
     <w:p>
@@ -266,7 +472,6 @@
           <w:color w:val="000000" w:themeColor="text1"/>
           <w:sz w:val="26"/>
           <w:szCs w:val="26"/>
-          <w:lang w:val="vi-VN"/>
         </w:rPr>
       </w:pPr>
       <w:r>
@@ -279,7 +484,40 @@
           <w:szCs w:val="26"/>
           <w:lang w:val="vi-VN"/>
         </w:rPr>
-        <w:t>Địa điểm học: ……………………………</w:t>
+        <w:t xml:space="preserve">Địa điểm học: </w:t>
+      </w:r>
+      <w:r>
+        <w:rPr>
+          <w:rFonts w:ascii="Times New Roman" w:hAnsi="Times New Roman"/>
+          <w:b/>
+          <w:bCs/>
+          <w:color w:val="000000" w:themeColor="text1"/>
+          <w:sz w:val="26"/>
+          <w:szCs w:val="26"/>
+        </w:rPr>
+        <w:t>[[</w:t>
+      </w:r>
+      <w:r>
+        <w:rPr>
+          <w:rFonts w:ascii="Times New Roman" w:hAnsi="Times New Roman"/>
+          <w:b/>
+          <w:bCs/>
+          <w:color w:val="000000" w:themeColor="text1"/>
+          <w:sz w:val="26"/>
+          <w:szCs w:val="26"/>
+        </w:rPr>
+        <w:t>DiaDiemHoc</w:t>
+      </w:r>
+      <w:r>
+        <w:rPr>
+          <w:rFonts w:ascii="Times New Roman" w:hAnsi="Times New Roman"/>
+          <w:b/>
+          <w:bCs/>
+          <w:color w:val="000000" w:themeColor="text1"/>
+          <w:sz w:val="26"/>
+          <w:szCs w:val="26"/>
+        </w:rPr>
+        <w:t>]]</w:t>
       </w:r>
     </w:p>
     <w:p>

--- a/QTQLĐT&HTQT03/Phụ lục I.docx
+++ b/QTQLĐT&HTQT03/Phụ lục I.docx
@@ -1126,6 +1126,15 @@
                 <w:szCs w:val="26"/>
               </w:rPr>
             </w:pPr>
+            <w:r>
+              <w:rPr>
+                <w:rFonts w:ascii="Times New Roman" w:hAnsi="Times New Roman"/>
+                <w:color w:val="000000" w:themeColor="text1"/>
+                <w:sz w:val="26"/>
+                <w:szCs w:val="26"/>
+              </w:rPr>
+              <w:t>d</w:t>
+            </w:r>
           </w:p>
         </w:tc>
         <w:tc>
@@ -1148,6 +1157,15 @@
                 <w:szCs w:val="26"/>
               </w:rPr>
             </w:pPr>
+            <w:r>
+              <w:rPr>
+                <w:rFonts w:ascii="Times New Roman" w:hAnsi="Times New Roman"/>
+                <w:color w:val="000000" w:themeColor="text1"/>
+                <w:sz w:val="26"/>
+                <w:szCs w:val="26"/>
+              </w:rPr>
+              <w:t>d</w:t>
+            </w:r>
           </w:p>
         </w:tc>
         <w:tc>
@@ -1170,6 +1188,15 @@
                 <w:szCs w:val="26"/>
               </w:rPr>
             </w:pPr>
+            <w:r>
+              <w:rPr>
+                <w:rFonts w:ascii="Times New Roman" w:hAnsi="Times New Roman"/>
+                <w:color w:val="000000" w:themeColor="text1"/>
+                <w:sz w:val="26"/>
+                <w:szCs w:val="26"/>
+              </w:rPr>
+              <w:t>d</w:t>
+            </w:r>
           </w:p>
         </w:tc>
         <w:tc>
@@ -1192,6 +1219,15 @@
                 <w:szCs w:val="26"/>
               </w:rPr>
             </w:pPr>
+            <w:r>
+              <w:rPr>
+                <w:rFonts w:ascii="Times New Roman" w:hAnsi="Times New Roman"/>
+                <w:color w:val="000000" w:themeColor="text1"/>
+                <w:sz w:val="26"/>
+                <w:szCs w:val="26"/>
+              </w:rPr>
+              <w:t>dd</w:t>
+            </w:r>
           </w:p>
         </w:tc>
       </w:tr>
@@ -1239,6 +1275,15 @@
                 <w:szCs w:val="26"/>
               </w:rPr>
             </w:pPr>
+            <w:r>
+              <w:rPr>
+                <w:rFonts w:ascii="Times New Roman" w:hAnsi="Times New Roman"/>
+                <w:color w:val="000000" w:themeColor="text1"/>
+                <w:sz w:val="26"/>
+                <w:szCs w:val="26"/>
+              </w:rPr>
+              <w:t>d</w:t>
+            </w:r>
           </w:p>
         </w:tc>
         <w:tc>
@@ -1261,6 +1306,15 @@
                 <w:szCs w:val="26"/>
               </w:rPr>
             </w:pPr>
+            <w:r>
+              <w:rPr>
+                <w:rFonts w:ascii="Times New Roman" w:hAnsi="Times New Roman"/>
+                <w:color w:val="000000" w:themeColor="text1"/>
+                <w:sz w:val="26"/>
+                <w:szCs w:val="26"/>
+              </w:rPr>
+              <w:t>d</w:t>
+            </w:r>
           </w:p>
         </w:tc>
         <w:tc>
@@ -1283,6 +1337,15 @@
                 <w:szCs w:val="26"/>
               </w:rPr>
             </w:pPr>
+            <w:r>
+              <w:rPr>
+                <w:rFonts w:ascii="Times New Roman" w:hAnsi="Times New Roman"/>
+                <w:color w:val="000000" w:themeColor="text1"/>
+                <w:sz w:val="26"/>
+                <w:szCs w:val="26"/>
+              </w:rPr>
+              <w:t>d</w:t>
+            </w:r>
           </w:p>
         </w:tc>
       </w:tr>
@@ -1306,9 +1369,17 @@
                 <w:color w:val="000000" w:themeColor="text1"/>
                 <w:sz w:val="26"/>
                 <w:szCs w:val="26"/>
-                <w:lang w:val="vi-VN"/>
-              </w:rPr>
-            </w:pPr>
+              </w:rPr>
+            </w:pPr>
+            <w:r>
+              <w:rPr>
+                <w:rFonts w:ascii="Times New Roman" w:hAnsi="Times New Roman"/>
+                <w:color w:val="000000" w:themeColor="text1"/>
+                <w:sz w:val="26"/>
+                <w:szCs w:val="26"/>
+              </w:rPr>
+              <w:t>d</w:t>
+            </w:r>
           </w:p>
         </w:tc>
         <w:tc>
@@ -1331,6 +1402,15 @@
                 <w:szCs w:val="26"/>
               </w:rPr>
             </w:pPr>
+            <w:r>
+              <w:rPr>
+                <w:rFonts w:ascii="Times New Roman" w:hAnsi="Times New Roman"/>
+                <w:color w:val="000000" w:themeColor="text1"/>
+                <w:sz w:val="26"/>
+                <w:szCs w:val="26"/>
+              </w:rPr>
+              <w:t>d</w:t>
+            </w:r>
           </w:p>
         </w:tc>
         <w:tc>
@@ -1353,6 +1433,15 @@
                 <w:szCs w:val="26"/>
               </w:rPr>
             </w:pPr>
+            <w:r>
+              <w:rPr>
+                <w:rFonts w:ascii="Times New Roman" w:hAnsi="Times New Roman"/>
+                <w:color w:val="000000" w:themeColor="text1"/>
+                <w:sz w:val="26"/>
+                <w:szCs w:val="26"/>
+              </w:rPr>
+              <w:t>d</w:t>
+            </w:r>
           </w:p>
         </w:tc>
         <w:tc>
@@ -1375,6 +1464,15 @@
                 <w:szCs w:val="26"/>
               </w:rPr>
             </w:pPr>
+            <w:r>
+              <w:rPr>
+                <w:rFonts w:ascii="Times New Roman" w:hAnsi="Times New Roman"/>
+                <w:color w:val="000000" w:themeColor="text1"/>
+                <w:sz w:val="26"/>
+                <w:szCs w:val="26"/>
+              </w:rPr>
+              <w:t>d</w:t>
+            </w:r>
           </w:p>
         </w:tc>
       </w:tr>
@@ -1422,6 +1520,15 @@
                 <w:szCs w:val="26"/>
               </w:rPr>
             </w:pPr>
+            <w:r>
+              <w:rPr>
+                <w:rFonts w:ascii="Times New Roman" w:hAnsi="Times New Roman"/>
+                <w:color w:val="000000" w:themeColor="text1"/>
+                <w:sz w:val="26"/>
+                <w:szCs w:val="26"/>
+              </w:rPr>
+              <w:t>d</w:t>
+            </w:r>
           </w:p>
         </w:tc>
         <w:tc>
@@ -1444,6 +1551,15 @@
                 <w:szCs w:val="26"/>
               </w:rPr>
             </w:pPr>
+            <w:r>
+              <w:rPr>
+                <w:rFonts w:ascii="Times New Roman" w:hAnsi="Times New Roman"/>
+                <w:color w:val="000000" w:themeColor="text1"/>
+                <w:sz w:val="26"/>
+                <w:szCs w:val="26"/>
+              </w:rPr>
+              <w:t>d</w:t>
+            </w:r>
           </w:p>
         </w:tc>
         <w:tc>
@@ -1466,6 +1582,15 @@
                 <w:szCs w:val="26"/>
               </w:rPr>
             </w:pPr>
+            <w:r>
+              <w:rPr>
+                <w:rFonts w:ascii="Times New Roman" w:hAnsi="Times New Roman"/>
+                <w:color w:val="000000" w:themeColor="text1"/>
+                <w:sz w:val="26"/>
+                <w:szCs w:val="26"/>
+              </w:rPr>
+              <w:t>d</w:t>
+            </w:r>
           </w:p>
         </w:tc>
       </w:tr>
